--- a/current tasks/2026-08-24/Yoshi Martodihardjo-Bink - CV - Neuromorphic Edge AI.docx
+++ b/current tasks/2026-08-24/Yoshi Martodihardjo-Bink - CV - Neuromorphic Edge AI.docx
@@ -44,7 +44,7 @@
         </w:rPr>
         <w:t xml:space="preserve">Etten-Leur, Netherlands  ·  Dutch national  ·  +31 6 55585355  ·  </w:t>
       </w:r>
-      <w:hyperlink w:history="1" r:id="rIdws2jux1jtgaplx8yxh9km">
+      <w:hyperlink w:history="1" r:id="rIdylgqbh4yd5zh2kjlkpykq">
         <w:r>
           <w:rPr>
             <w:rStyle w:val="Hyperlink"/>
@@ -68,7 +68,7 @@
         </w:rPr>
         <w:t xml:space="preserve">Project: </w:t>
       </w:r>
-      <w:hyperlink w:history="1" r:id="rIdkjxhqoytrimqvzptzao2u">
+      <w:hyperlink w:history="1" r:id="rIdacowa9segxjqhpezpn6be">
         <w:r>
           <w:rPr>
             <w:rStyle w:val="Hyperlink"/>
@@ -140,7 +140,7 @@
           <w:sz w:val="20"/>
           <w:szCs w:val="20"/>
         </w:rPr>
-        <w:t xml:space="preserve">Software engineer with eight years of professional delivery experience, moving into neuromorphic and edge computing. I work at the layer between a trained model and real silicon: authoring, compilation, benchmarking and deployment. Alongside a full-time role and a full-time master's, I architected and shipped NeuroMorphicToolKit — an open-source platform that takes a spiking neural network from specification to inference on a physical neuromorphic chip. Background in cognitive psychology and cognitive AI; I bring production engineering discipline to a field that mostly runs on research code.</w:t>
+        <w:t xml:space="preserve">Software engineer with eight years of professional delivery experience, moving into neuromorphic and edge computing. I work at the layer between a trained model and real silicon: authoring, compilation, benchmarking and deployment. Alongside a full-time role and a full-time master's, I architected and shipped NeuroMorphicToolKit — an open-source platform that trains a spiking network once and runs it across multiple software runtimes and a physical Akida accelerator. Background in cognitive psychology and cognitive AI; I bring production engineering discipline to a field that mostly runs on research code.</w:t>
       </w:r>
     </w:p>
     <w:p>
@@ -227,24 +227,24 @@
           <w:sz w:val="20"/>
           <w:szCs w:val="20"/>
         </w:rPr>
-        <w:t xml:space="preserve">Designed and built a controlled-English / visual-canvas → IR → NIR compiler, using NIR as a hardware-independent interchange spine across eight SNN frameworks: snnTorch, Nengo, Rockpool, Sinabs, Brian2, Lava, PyNN/SpiNNaker and Akida.</w:t>
-      </w:r>
-    </w:p>
-    <w:p>
-      <w:pPr>
-        <w:pStyle w:val="ListParagraph"/>
-        <w:numPr>
-          <w:ilvl w:val="0"/>
-          <w:numId w:val="2"/>
-        </w:numPr>
-        <w:spacing w:after="40"/>
-      </w:pPr>
-      <w:r>
-        <w:rPr>
-          <w:sz w:val="20"/>
-          <w:szCs w:val="20"/>
-        </w:rPr>
-        <w:t xml:space="preserve">Deployed trained networks to real silicon. BrainChip Akida AKD1000: quantization, bundle export, and an on-device benchmark reporting latency, throughput and per-class accuracy. PYNQ-Z2 (Zynq-7000 FPGA): bitstream provisioning as a root systemd service, register-map contract and DMA interface, debugged from silence to working inference.</w:t>
+        <w:t xml:space="preserve">Designed and built a controlled-English / visual-canvas → IR → NIR compiler, using NIR as a hardware-independent interchange spine. A network is trained once in snnTorch and executed across three software runtimes plus Akida; Brian2 and PyNN export to runnable notebooks, and further targets are at validated code-generation stage.</w:t>
+      </w:r>
+    </w:p>
+    <w:p>
+      <w:pPr>
+        <w:pStyle w:val="ListParagraph"/>
+        <w:numPr>
+          <w:ilvl w:val="0"/>
+          <w:numId w:val="2"/>
+        </w:numPr>
+        <w:spacing w:after="40"/>
+      </w:pPr>
+      <w:r>
+        <w:rPr>
+          <w:sz w:val="20"/>
+          <w:szCs w:val="20"/>
+        </w:rPr>
+        <w:t xml:space="preserve">Took trained networks onto hardware. BrainChip Akida AKD1000: quantized export, bundle packaging, and an on-device benchmark reporting latency, throughput and per-class accuracy. PYNQ-Z2 (Zynq-7000 FPGA): bitstream provisioning as a root systemd service, register-map contract and DMA interface — the deployment path completes on the board; classification is still under debug.</w:t>
       </w:r>
     </w:p>
     <w:p>
@@ -278,7 +278,7 @@
           <w:sz w:val="20"/>
           <w:szCs w:val="20"/>
         </w:rPr>
-        <w:t xml:space="preserve">Built cross-target evaluation and comparison, plus an artifact registry that makes complete workspaces — model, weights and benchmark results — reproducible and shareable.</w:t>
+        <w:t xml:space="preserve">Built cross-target evaluation and comparison, plus an artifact registry that makes complete workspaces — model, weights and results — reproducible and shareable across machines.</w:t>
       </w:r>
     </w:p>
     <w:p>
@@ -966,7 +966,7 @@
           <w:sz w:val="20"/>
           <w:szCs w:val="20"/>
         </w:rPr>
-        <w:t xml:space="preserve">Spiking neural networks · NIR · snnTorch · Nengo · Rockpool · Sinabs · Brian2 · Lava · PyNN/SpiNNaker · Akida SDK · PyTorch · surrogate-gradient training · ANN→SNN conversion · quantization · Restricted Boltzmann Machines</w:t>
+        <w:t xml:space="preserve">Spiking neural networks · NIR / NIRTorch · snnTorch · Lava · Brian2 · PyNN · Sinabs · Rockpool · Akida SDK · PyTorch · surrogate-gradient training · ANN→SNN conversion · quantization · Restricted Boltzmann Machines</w:t>
       </w:r>
     </w:p>
     <w:p>
